--- a/pr-preview/pr-176/chapters/avoid-cliches-tracked-changes.docx
+++ b/pr-preview/pr-176/chapters/avoid-cliches-tracked-changes.docx
@@ -26,7 +26,7 @@
       </w:pPr>
       <w:ins w:id="2" w:author="PR Preview" w:date="2026-01-01T00:00:00Z">
         <w:r>
-          <w:t xml:space="preserve">Last modified: 2026-10-13 10:37:27 (PDT)</w:t>
+          <w:t xml:space="preserve">Last modified: 2026-10-13 10:47:40 (PDT)</w:t>
         </w:r>
       </w:ins>
     </w:p>
@@ -3577,7 +3577,7 @@
       </w:ins>
       <w:ins w:id="85" w:author="PR Preview" w:date="2026-01-01T00:00:00Z">
         <w:r>
-          <w:t xml:space="preserve">“The risk is what says how a model does on neighbourhoods outside the sample”</w:t>
+          <w:t xml:space="preserve">“The risk is what says how a model does on neighborhoods outside the sample”</w:t>
         </w:r>
       </w:ins>
       <w:ins w:id="86" w:author="PR Preview" w:date="2026-01-01T00:00:00Z">
@@ -3597,7 +3597,7 @@
       </w:ins>
       <w:ins w:id="89" w:author="PR Preview" w:date="2026-01-01T00:00:00Z">
         <w:r>
-          <w:t xml:space="preserve">“The risk measures how well a model predicts neighbourhoods outside the sample”</w:t>
+          <w:t xml:space="preserve">“The risk measures how well a model predicts neighborhoods outside the sample”</w:t>
         </w:r>
       </w:ins>
       <w:ins w:id="90" w:author="PR Preview" w:date="2026-01-01T00:00:00Z">
@@ -3647,72 +3647,107 @@
       </w:ins>
       <w:ins w:id="99" w:author="PR Preview" w:date="2026-01-01T00:00:00Z">
         <w:r>
+          <w:t xml:space="preserve">“No label was used, which is why the task is unsupervised”</w:t>
+        </w:r>
+      </w:ins>
+      <w:ins w:id="100" w:author="PR Preview" w:date="2026-01-01T00:00:00Z">
+        <w:r>
+          <w:t xml:space="preserve"> </w:t>
+        </w:r>
+      </w:ins>
+      <w:ins w:id="101" w:author="PR Preview" w:date="2026-01-01T00:00:00Z">
+        <w:r>
+          <w:t xml:space="preserve">becomes</w:t>
+        </w:r>
+      </w:ins>
+      <w:ins w:id="102" w:author="PR Preview" w:date="2026-01-01T00:00:00Z">
+        <w:r>
+          <w:t xml:space="preserve"> </w:t>
+        </w:r>
+      </w:ins>
+      <w:ins w:id="103" w:author="PR Preview" w:date="2026-01-01T00:00:00Z">
+        <w:r>
+          <w:t xml:space="preserve">“No label was used, so the task is unsupervised”</w:t>
+        </w:r>
+      </w:ins>
+      <w:ins w:id="104" w:author="PR Preview" w:date="2026-01-01T00:00:00Z">
+        <w:r>
+          <w:t xml:space="preserve">,</w:t>
+        </w:r>
+      </w:ins>
+      <w:ins w:id="105" w:author="PR Preview" w:date="2026-01-01T00:00:00Z">
+        <w:r>
+          <w:t xml:space="preserve"> </w:t>
+        </w:r>
+      </w:ins>
+      <w:ins w:id="106" w:author="PR Preview" w:date="2026-01-01T00:00:00Z">
+        <w:r>
           <w:t xml:space="preserve">and</w:t>
         </w:r>
       </w:ins>
-      <w:ins w:id="100" w:author="PR Preview" w:date="2026-01-01T00:00:00Z">
+      <w:ins w:id="107" w:author="PR Preview" w:date="2026-01-01T00:00:00Z">
         <w:r>
           <w:t xml:space="preserve"> </w:t>
         </w:r>
       </w:ins>
-      <w:ins w:id="101" w:author="PR Preview" w:date="2026-01-01T00:00:00Z">
-        <w:r>
-          <w:t xml:space="preserve">“No label was used, which is why the task is unsupervised”</w:t>
-        </w:r>
-      </w:ins>
-      <w:ins w:id="102" w:author="PR Preview" w:date="2026-01-01T00:00:00Z">
+      <w:ins w:id="108" w:author="PR Preview" w:date="2026-01-01T00:00:00Z">
+        <w:r>
+          <w:t xml:space="preserve">“The step is cheap, which is what makes it affordable”</w:t>
+        </w:r>
+      </w:ins>
+      <w:ins w:id="109" w:author="PR Preview" w:date="2026-01-01T00:00:00Z">
         <w:r>
           <w:t xml:space="preserve"> </w:t>
         </w:r>
       </w:ins>
-      <w:ins w:id="103" w:author="PR Preview" w:date="2026-01-01T00:00:00Z">
+      <w:ins w:id="110" w:author="PR Preview" w:date="2026-01-01T00:00:00Z">
         <w:r>
           <w:t xml:space="preserve">becomes</w:t>
         </w:r>
       </w:ins>
-      <w:ins w:id="104" w:author="PR Preview" w:date="2026-01-01T00:00:00Z">
+      <w:ins w:id="111" w:author="PR Preview" w:date="2026-01-01T00:00:00Z">
         <w:r>
           <w:t xml:space="preserve"> </w:t>
         </w:r>
       </w:ins>
-      <w:ins w:id="105" w:author="PR Preview" w:date="2026-01-01T00:00:00Z">
-        <w:r>
-          <w:t xml:space="preserve">“No label was used, so the task is unsupervised”</w:t>
-        </w:r>
-      </w:ins>
-      <w:ins w:id="106" w:author="PR Preview" w:date="2026-01-01T00:00:00Z">
+      <w:ins w:id="112" w:author="PR Preview" w:date="2026-01-01T00:00:00Z">
+        <w:r>
+          <w:t xml:space="preserve">“The step is cheap, so it is affordable”</w:t>
+        </w:r>
+      </w:ins>
+      <w:ins w:id="113" w:author="PR Preview" w:date="2026-01-01T00:00:00Z">
         <w:r>
           <w:t xml:space="preserve">.</w:t>
         </w:r>
       </w:ins>
-      <w:ins w:id="107" w:author="PR Preview" w:date="2026-01-01T00:00:00Z">
+      <w:ins w:id="114" w:author="PR Preview" w:date="2026-01-01T00:00:00Z">
         <w:r>
           <w:t xml:space="preserve"> </w:t>
         </w:r>
       </w:ins>
-      <w:ins w:id="108" w:author="PR Preview" w:date="2026-01-01T00:00:00Z">
-        <w:r>
-          <w:t xml:space="preserve">Keep</w:t>
-        </w:r>
-      </w:ins>
-      <w:ins w:id="109" w:author="PR Preview" w:date="2026-01-01T00:00:00Z">
+      <w:ins w:id="115" w:author="PR Preview" w:date="2026-01-01T00:00:00Z">
+        <w:r>
+          <w:t xml:space="preserve">Keep a</w:t>
+        </w:r>
+      </w:ins>
+      <w:ins w:id="116" w:author="PR Preview" w:date="2026-01-01T00:00:00Z">
         <w:r>
           <w:t xml:space="preserve"> </w:t>
         </w:r>
       </w:ins>
-      <w:ins w:id="110" w:author="PR Preview" w:date="2026-01-01T00:00:00Z">
-        <w:r>
-          <w:t xml:space="preserve">“That is why”</w:t>
-        </w:r>
-      </w:ins>
-      <w:ins w:id="111" w:author="PR Preview" w:date="2026-01-01T00:00:00Z">
+      <w:ins w:id="117" w:author="PR Preview" w:date="2026-01-01T00:00:00Z">
+        <w:r>
+          <w:t xml:space="preserve">“, which is why”</w:t>
+        </w:r>
+      </w:ins>
+      <w:ins w:id="118" w:author="PR Preview" w:date="2026-01-01T00:00:00Z">
         <w:r>
           <w:t xml:space="preserve"> </w:t>
         </w:r>
       </w:ins>
-      <w:ins w:id="112" w:author="PR Preview" w:date="2026-01-01T00:00:00Z">
-        <w:r>
-          <w:t xml:space="preserve">only where a real reason follows that the reader would not guess.</w:t>
+      <w:ins w:id="119" w:author="PR Preview" w:date="2026-01-01T00:00:00Z">
+        <w:r>
+          <w:t xml:space="preserve">tail only where a real reason follows that the reader would not guess.</w:t>
         </w:r>
       </w:ins>
     </w:p>
